--- a/release_assets/docx/03_SAFE-CARE_Menopause-Support_Companion_Case_Study.docx
+++ b/release_assets/docx/03_SAFE-CARE_Menopause-Support_Companion_Case_Study.docx
@@ -89,9 +89,9 @@
         </w:tblBorders>
       </w:tblPr>
       <w:tblGrid>
-        <w:gridCol w:w="3120"/>
-        <w:gridCol w:w="3120"/>
-        <w:gridCol w:w="3120"/>
+        <w:gridCol w:w="1984"/>
+        <w:gridCol w:w="4069"/>
+        <w:gridCol w:w="3307"/>
       </w:tblGrid>
       <w:tr>
         <w:trPr>
@@ -99,7 +99,7 @@
         </w:trPr>
         <w:tc>
           <w:tcPr>
-            <w:tcW w:type="dxa" w:w="3120"/>
+            <w:tcW w:type="dxa" w:w="1984"/>
             <w:tcBorders>
               <w:top w:val="single" w:color="D0D0CE" w:sz="1"/>
               <w:left w:val="single" w:color="D0D0CE" w:sz="1"/>
@@ -132,7 +132,7 @@
         </w:tc>
         <w:tc>
           <w:tcPr>
-            <w:tcW w:type="dxa" w:w="3120"/>
+            <w:tcW w:type="dxa" w:w="4069"/>
             <w:tcBorders>
               <w:top w:val="single" w:color="D0D0CE" w:sz="1"/>
               <w:left w:val="single" w:color="D0D0CE" w:sz="1"/>
@@ -165,7 +165,7 @@
         </w:tc>
         <w:tc>
           <w:tcPr>
-            <w:tcW w:type="dxa" w:w="3120"/>
+            <w:tcW w:type="dxa" w:w="3307"/>
             <w:tcBorders>
               <w:top w:val="single" w:color="D0D0CE" w:sz="1"/>
               <w:left w:val="single" w:color="D0D0CE" w:sz="1"/>
@@ -200,7 +200,7 @@
       <w:tr>
         <w:tc>
           <w:tcPr>
-            <w:tcW w:type="dxa" w:w="3120"/>
+            <w:tcW w:type="dxa" w:w="1984"/>
             <w:tcBorders>
               <w:top w:val="single" w:color="D0D0CE" w:sz="1"/>
               <w:left w:val="single" w:color="D0D0CE" w:sz="1"/>
@@ -226,7 +226,7 @@
         </w:tc>
         <w:tc>
           <w:tcPr>
-            <w:tcW w:type="dxa" w:w="3120"/>
+            <w:tcW w:type="dxa" w:w="4069"/>
             <w:tcBorders>
               <w:top w:val="single" w:color="D0D0CE" w:sz="1"/>
               <w:left w:val="single" w:color="D0D0CE" w:sz="1"/>
@@ -252,7 +252,7 @@
         </w:tc>
         <w:tc>
           <w:tcPr>
-            <w:tcW w:type="dxa" w:w="3120"/>
+            <w:tcW w:type="dxa" w:w="3307"/>
             <w:tcBorders>
               <w:top w:val="single" w:color="D0D0CE" w:sz="1"/>
               <w:left w:val="single" w:color="D0D0CE" w:sz="1"/>
@@ -280,7 +280,7 @@
       <w:tr>
         <w:tc>
           <w:tcPr>
-            <w:tcW w:type="dxa" w:w="3120"/>
+            <w:tcW w:type="dxa" w:w="1984"/>
             <w:tcBorders>
               <w:top w:val="single" w:color="D0D0CE" w:sz="1"/>
               <w:left w:val="single" w:color="D0D0CE" w:sz="1"/>
@@ -306,7 +306,7 @@
         </w:tc>
         <w:tc>
           <w:tcPr>
-            <w:tcW w:type="dxa" w:w="3120"/>
+            <w:tcW w:type="dxa" w:w="4069"/>
             <w:tcBorders>
               <w:top w:val="single" w:color="D0D0CE" w:sz="1"/>
               <w:left w:val="single" w:color="D0D0CE" w:sz="1"/>
@@ -332,7 +332,7 @@
         </w:tc>
         <w:tc>
           <w:tcPr>
-            <w:tcW w:type="dxa" w:w="3120"/>
+            <w:tcW w:type="dxa" w:w="3307"/>
             <w:tcBorders>
               <w:top w:val="single" w:color="D0D0CE" w:sz="1"/>
               <w:left w:val="single" w:color="D0D0CE" w:sz="1"/>
@@ -360,7 +360,7 @@
       <w:tr>
         <w:tc>
           <w:tcPr>
-            <w:tcW w:type="dxa" w:w="3120"/>
+            <w:tcW w:type="dxa" w:w="1984"/>
             <w:tcBorders>
               <w:top w:val="single" w:color="D0D0CE" w:sz="1"/>
               <w:left w:val="single" w:color="D0D0CE" w:sz="1"/>
@@ -386,7 +386,7 @@
         </w:tc>
         <w:tc>
           <w:tcPr>
-            <w:tcW w:type="dxa" w:w="3120"/>
+            <w:tcW w:type="dxa" w:w="4069"/>
             <w:tcBorders>
               <w:top w:val="single" w:color="D0D0CE" w:sz="1"/>
               <w:left w:val="single" w:color="D0D0CE" w:sz="1"/>
@@ -412,7 +412,7 @@
         </w:tc>
         <w:tc>
           <w:tcPr>
-            <w:tcW w:type="dxa" w:w="3120"/>
+            <w:tcW w:type="dxa" w:w="3307"/>
             <w:tcBorders>
               <w:top w:val="single" w:color="D0D0CE" w:sz="1"/>
               <w:left w:val="single" w:color="D0D0CE" w:sz="1"/>
@@ -440,7 +440,7 @@
       <w:tr>
         <w:tc>
           <w:tcPr>
-            <w:tcW w:type="dxa" w:w="3120"/>
+            <w:tcW w:type="dxa" w:w="1984"/>
             <w:tcBorders>
               <w:top w:val="single" w:color="D0D0CE" w:sz="1"/>
               <w:left w:val="single" w:color="D0D0CE" w:sz="1"/>
@@ -466,7 +466,7 @@
         </w:tc>
         <w:tc>
           <w:tcPr>
-            <w:tcW w:type="dxa" w:w="3120"/>
+            <w:tcW w:type="dxa" w:w="4069"/>
             <w:tcBorders>
               <w:top w:val="single" w:color="D0D0CE" w:sz="1"/>
               <w:left w:val="single" w:color="D0D0CE" w:sz="1"/>
@@ -492,7 +492,7 @@
         </w:tc>
         <w:tc>
           <w:tcPr>
-            <w:tcW w:type="dxa" w:w="3120"/>
+            <w:tcW w:type="dxa" w:w="3307"/>
             <w:tcBorders>
               <w:top w:val="single" w:color="D0D0CE" w:sz="1"/>
               <w:left w:val="single" w:color="D0D0CE" w:sz="1"/>
@@ -520,7 +520,7 @@
       <w:tr>
         <w:tc>
           <w:tcPr>
-            <w:tcW w:type="dxa" w:w="3120"/>
+            <w:tcW w:type="dxa" w:w="1984"/>
             <w:tcBorders>
               <w:top w:val="single" w:color="D0D0CE" w:sz="1"/>
               <w:left w:val="single" w:color="D0D0CE" w:sz="1"/>
@@ -546,7 +546,7 @@
         </w:tc>
         <w:tc>
           <w:tcPr>
-            <w:tcW w:type="dxa" w:w="3120"/>
+            <w:tcW w:type="dxa" w:w="4069"/>
             <w:tcBorders>
               <w:top w:val="single" w:color="D0D0CE" w:sz="1"/>
               <w:left w:val="single" w:color="D0D0CE" w:sz="1"/>
@@ -572,7 +572,7 @@
         </w:tc>
         <w:tc>
           <w:tcPr>
-            <w:tcW w:type="dxa" w:w="3120"/>
+            <w:tcW w:type="dxa" w:w="3307"/>
             <w:tcBorders>
               <w:top w:val="single" w:color="D0D0CE" w:sz="1"/>
               <w:left w:val="single" w:color="D0D0CE" w:sz="1"/>
@@ -600,7 +600,7 @@
       <w:tr>
         <w:tc>
           <w:tcPr>
-            <w:tcW w:type="dxa" w:w="3120"/>
+            <w:tcW w:type="dxa" w:w="1984"/>
             <w:tcBorders>
               <w:top w:val="single" w:color="D0D0CE" w:sz="1"/>
               <w:left w:val="single" w:color="D0D0CE" w:sz="1"/>
@@ -626,7 +626,7 @@
         </w:tc>
         <w:tc>
           <w:tcPr>
-            <w:tcW w:type="dxa" w:w="3120"/>
+            <w:tcW w:type="dxa" w:w="4069"/>
             <w:tcBorders>
               <w:top w:val="single" w:color="D0D0CE" w:sz="1"/>
               <w:left w:val="single" w:color="D0D0CE" w:sz="1"/>
@@ -652,7 +652,7 @@
         </w:tc>
         <w:tc>
           <w:tcPr>
-            <w:tcW w:type="dxa" w:w="3120"/>
+            <w:tcW w:type="dxa" w:w="3307"/>
             <w:tcBorders>
               <w:top w:val="single" w:color="D0D0CE" w:sz="1"/>
               <w:left w:val="single" w:color="D0D0CE" w:sz="1"/>
@@ -680,7 +680,7 @@
       <w:tr>
         <w:tc>
           <w:tcPr>
-            <w:tcW w:type="dxa" w:w="3120"/>
+            <w:tcW w:type="dxa" w:w="1984"/>
             <w:tcBorders>
               <w:top w:val="single" w:color="D0D0CE" w:sz="1"/>
               <w:left w:val="single" w:color="D0D0CE" w:sz="1"/>
@@ -706,7 +706,7 @@
         </w:tc>
         <w:tc>
           <w:tcPr>
-            <w:tcW w:type="dxa" w:w="3120"/>
+            <w:tcW w:type="dxa" w:w="4069"/>
             <w:tcBorders>
               <w:top w:val="single" w:color="D0D0CE" w:sz="1"/>
               <w:left w:val="single" w:color="D0D0CE" w:sz="1"/>
@@ -732,7 +732,7 @@
         </w:tc>
         <w:tc>
           <w:tcPr>
-            <w:tcW w:type="dxa" w:w="3120"/>
+            <w:tcW w:type="dxa" w:w="3307"/>
             <w:tcBorders>
               <w:top w:val="single" w:color="D0D0CE" w:sz="1"/>
               <w:left w:val="single" w:color="D0D0CE" w:sz="1"/>
@@ -760,7 +760,7 @@
       <w:tr>
         <w:tc>
           <w:tcPr>
-            <w:tcW w:type="dxa" w:w="3120"/>
+            <w:tcW w:type="dxa" w:w="1984"/>
             <w:tcBorders>
               <w:top w:val="single" w:color="D0D0CE" w:sz="1"/>
               <w:left w:val="single" w:color="D0D0CE" w:sz="1"/>
@@ -786,7 +786,7 @@
         </w:tc>
         <w:tc>
           <w:tcPr>
-            <w:tcW w:type="dxa" w:w="3120"/>
+            <w:tcW w:type="dxa" w:w="4069"/>
             <w:tcBorders>
               <w:top w:val="single" w:color="D0D0CE" w:sz="1"/>
               <w:left w:val="single" w:color="D0D0CE" w:sz="1"/>
@@ -812,7 +812,7 @@
         </w:tc>
         <w:tc>
           <w:tcPr>
-            <w:tcW w:type="dxa" w:w="3120"/>
+            <w:tcW w:type="dxa" w:w="3307"/>
             <w:tcBorders>
               <w:top w:val="single" w:color="D0D0CE" w:sz="1"/>
               <w:left w:val="single" w:color="D0D0CE" w:sz="1"/>
@@ -838,6 +838,14 @@
         </w:tc>
       </w:tr>
     </w:tbl>
+    <w:p>
+      <w:pPr>
+        <w:spacing w:after="120"/>
+      </w:pPr>
+      <w:r>
+        <w:t xml:space="preserve"/>
+      </w:r>
+    </w:p>
     <w:p>
       <w:pPr>
         <w:pStyle w:val="Heading1"/>
@@ -859,9 +867,9 @@
         </w:tblBorders>
       </w:tblPr>
       <w:tblGrid>
-        <w:gridCol w:w="3120"/>
-        <w:gridCol w:w="3120"/>
-        <w:gridCol w:w="3120"/>
+        <w:gridCol w:w="988"/>
+        <w:gridCol w:w="4619"/>
+        <w:gridCol w:w="3753"/>
       </w:tblGrid>
       <w:tr>
         <w:trPr>
@@ -869,7 +877,7 @@
         </w:trPr>
         <w:tc>
           <w:tcPr>
-            <w:tcW w:type="dxa" w:w="3120"/>
+            <w:tcW w:type="dxa" w:w="988"/>
             <w:tcBorders>
               <w:top w:val="single" w:color="D0D0CE" w:sz="1"/>
               <w:left w:val="single" w:color="D0D0CE" w:sz="1"/>
@@ -902,7 +910,7 @@
         </w:tc>
         <w:tc>
           <w:tcPr>
-            <w:tcW w:type="dxa" w:w="3120"/>
+            <w:tcW w:type="dxa" w:w="4619"/>
             <w:tcBorders>
               <w:top w:val="single" w:color="D0D0CE" w:sz="1"/>
               <w:left w:val="single" w:color="D0D0CE" w:sz="1"/>
@@ -935,7 +943,7 @@
         </w:tc>
         <w:tc>
           <w:tcPr>
-            <w:tcW w:type="dxa" w:w="3120"/>
+            <w:tcW w:type="dxa" w:w="3753"/>
             <w:tcBorders>
               <w:top w:val="single" w:color="D0D0CE" w:sz="1"/>
               <w:left w:val="single" w:color="D0D0CE" w:sz="1"/>
@@ -970,7 +978,7 @@
       <w:tr>
         <w:tc>
           <w:tcPr>
-            <w:tcW w:type="dxa" w:w="3120"/>
+            <w:tcW w:type="dxa" w:w="988"/>
             <w:tcBorders>
               <w:top w:val="single" w:color="D0D0CE" w:sz="1"/>
               <w:left w:val="single" w:color="D0D0CE" w:sz="1"/>
@@ -996,7 +1004,7 @@
         </w:tc>
         <w:tc>
           <w:tcPr>
-            <w:tcW w:type="dxa" w:w="3120"/>
+            <w:tcW w:type="dxa" w:w="4619"/>
             <w:tcBorders>
               <w:top w:val="single" w:color="D0D0CE" w:sz="1"/>
               <w:left w:val="single" w:color="D0D0CE" w:sz="1"/>
@@ -1022,7 +1030,7 @@
         </w:tc>
         <w:tc>
           <w:tcPr>
-            <w:tcW w:type="dxa" w:w="3120"/>
+            <w:tcW w:type="dxa" w:w="3753"/>
             <w:tcBorders>
               <w:top w:val="single" w:color="D0D0CE" w:sz="1"/>
               <w:left w:val="single" w:color="D0D0CE" w:sz="1"/>
@@ -1050,7 +1058,7 @@
       <w:tr>
         <w:tc>
           <w:tcPr>
-            <w:tcW w:type="dxa" w:w="3120"/>
+            <w:tcW w:type="dxa" w:w="988"/>
             <w:tcBorders>
               <w:top w:val="single" w:color="D0D0CE" w:sz="1"/>
               <w:left w:val="single" w:color="D0D0CE" w:sz="1"/>
@@ -1076,7 +1084,7 @@
         </w:tc>
         <w:tc>
           <w:tcPr>
-            <w:tcW w:type="dxa" w:w="3120"/>
+            <w:tcW w:type="dxa" w:w="4619"/>
             <w:tcBorders>
               <w:top w:val="single" w:color="D0D0CE" w:sz="1"/>
               <w:left w:val="single" w:color="D0D0CE" w:sz="1"/>
@@ -1102,7 +1110,7 @@
         </w:tc>
         <w:tc>
           <w:tcPr>
-            <w:tcW w:type="dxa" w:w="3120"/>
+            <w:tcW w:type="dxa" w:w="3753"/>
             <w:tcBorders>
               <w:top w:val="single" w:color="D0D0CE" w:sz="1"/>
               <w:left w:val="single" w:color="D0D0CE" w:sz="1"/>
@@ -1130,7 +1138,7 @@
       <w:tr>
         <w:tc>
           <w:tcPr>
-            <w:tcW w:type="dxa" w:w="3120"/>
+            <w:tcW w:type="dxa" w:w="988"/>
             <w:tcBorders>
               <w:top w:val="single" w:color="D0D0CE" w:sz="1"/>
               <w:left w:val="single" w:color="D0D0CE" w:sz="1"/>
@@ -1156,7 +1164,7 @@
         </w:tc>
         <w:tc>
           <w:tcPr>
-            <w:tcW w:type="dxa" w:w="3120"/>
+            <w:tcW w:type="dxa" w:w="4619"/>
             <w:tcBorders>
               <w:top w:val="single" w:color="D0D0CE" w:sz="1"/>
               <w:left w:val="single" w:color="D0D0CE" w:sz="1"/>
@@ -1182,7 +1190,7 @@
         </w:tc>
         <w:tc>
           <w:tcPr>
-            <w:tcW w:type="dxa" w:w="3120"/>
+            <w:tcW w:type="dxa" w:w="3753"/>
             <w:tcBorders>
               <w:top w:val="single" w:color="D0D0CE" w:sz="1"/>
               <w:left w:val="single" w:color="D0D0CE" w:sz="1"/>
@@ -1210,7 +1218,7 @@
       <w:tr>
         <w:tc>
           <w:tcPr>
-            <w:tcW w:type="dxa" w:w="3120"/>
+            <w:tcW w:type="dxa" w:w="988"/>
             <w:tcBorders>
               <w:top w:val="single" w:color="D0D0CE" w:sz="1"/>
               <w:left w:val="single" w:color="D0D0CE" w:sz="1"/>
@@ -1236,7 +1244,7 @@
         </w:tc>
         <w:tc>
           <w:tcPr>
-            <w:tcW w:type="dxa" w:w="3120"/>
+            <w:tcW w:type="dxa" w:w="4619"/>
             <w:tcBorders>
               <w:top w:val="single" w:color="D0D0CE" w:sz="1"/>
               <w:left w:val="single" w:color="D0D0CE" w:sz="1"/>
@@ -1262,7 +1270,7 @@
         </w:tc>
         <w:tc>
           <w:tcPr>
-            <w:tcW w:type="dxa" w:w="3120"/>
+            <w:tcW w:type="dxa" w:w="3753"/>
             <w:tcBorders>
               <w:top w:val="single" w:color="D0D0CE" w:sz="1"/>
               <w:left w:val="single" w:color="D0D0CE" w:sz="1"/>
@@ -1290,7 +1298,7 @@
       <w:tr>
         <w:tc>
           <w:tcPr>
-            <w:tcW w:type="dxa" w:w="3120"/>
+            <w:tcW w:type="dxa" w:w="988"/>
             <w:tcBorders>
               <w:top w:val="single" w:color="D0D0CE" w:sz="1"/>
               <w:left w:val="single" w:color="D0D0CE" w:sz="1"/>
@@ -1316,7 +1324,7 @@
         </w:tc>
         <w:tc>
           <w:tcPr>
-            <w:tcW w:type="dxa" w:w="3120"/>
+            <w:tcW w:type="dxa" w:w="4619"/>
             <w:tcBorders>
               <w:top w:val="single" w:color="D0D0CE" w:sz="1"/>
               <w:left w:val="single" w:color="D0D0CE" w:sz="1"/>
@@ -1342,7 +1350,7 @@
         </w:tc>
         <w:tc>
           <w:tcPr>
-            <w:tcW w:type="dxa" w:w="3120"/>
+            <w:tcW w:type="dxa" w:w="3753"/>
             <w:tcBorders>
               <w:top w:val="single" w:color="D0D0CE" w:sz="1"/>
               <w:left w:val="single" w:color="D0D0CE" w:sz="1"/>
@@ -1368,6 +1376,14 @@
         </w:tc>
       </w:tr>
     </w:tbl>
+    <w:p>
+      <w:pPr>
+        <w:spacing w:after="120"/>
+      </w:pPr>
+      <w:r>
+        <w:t xml:space="preserve"/>
+      </w:r>
+    </w:p>
     <w:p>
       <w:pPr>
         <w:pStyle w:val="Heading1"/>
@@ -1389,8 +1405,8 @@
         </w:tblBorders>
       </w:tblPr>
       <w:tblGrid>
-        <w:gridCol w:w="4680"/>
-        <w:gridCol w:w="4680"/>
+        <w:gridCol w:w="3996"/>
+        <w:gridCol w:w="5364"/>
       </w:tblGrid>
       <w:tr>
         <w:trPr>
@@ -1398,7 +1414,7 @@
         </w:trPr>
         <w:tc>
           <w:tcPr>
-            <w:tcW w:type="dxa" w:w="4680"/>
+            <w:tcW w:type="dxa" w:w="3996"/>
             <w:tcBorders>
               <w:top w:val="single" w:color="D0D0CE" w:sz="1"/>
               <w:left w:val="single" w:color="D0D0CE" w:sz="1"/>
@@ -1431,7 +1447,7 @@
         </w:tc>
         <w:tc>
           <w:tcPr>
-            <w:tcW w:type="dxa" w:w="4680"/>
+            <w:tcW w:type="dxa" w:w="5364"/>
             <w:tcBorders>
               <w:top w:val="single" w:color="D0D0CE" w:sz="1"/>
               <w:left w:val="single" w:color="D0D0CE" w:sz="1"/>
@@ -1466,7 +1482,7 @@
       <w:tr>
         <w:tc>
           <w:tcPr>
-            <w:tcW w:type="dxa" w:w="4680"/>
+            <w:tcW w:type="dxa" w:w="3996"/>
             <w:tcBorders>
               <w:top w:val="single" w:color="D0D0CE" w:sz="1"/>
               <w:left w:val="single" w:color="D0D0CE" w:sz="1"/>
@@ -1492,7 +1508,7 @@
         </w:tc>
         <w:tc>
           <w:tcPr>
-            <w:tcW w:type="dxa" w:w="4680"/>
+            <w:tcW w:type="dxa" w:w="5364"/>
             <w:tcBorders>
               <w:top w:val="single" w:color="D0D0CE" w:sz="1"/>
               <w:left w:val="single" w:color="D0D0CE" w:sz="1"/>
@@ -1520,7 +1536,7 @@
       <w:tr>
         <w:tc>
           <w:tcPr>
-            <w:tcW w:type="dxa" w:w="4680"/>
+            <w:tcW w:type="dxa" w:w="3996"/>
             <w:tcBorders>
               <w:top w:val="single" w:color="D0D0CE" w:sz="1"/>
               <w:left w:val="single" w:color="D0D0CE" w:sz="1"/>
@@ -1546,7 +1562,7 @@
         </w:tc>
         <w:tc>
           <w:tcPr>
-            <w:tcW w:type="dxa" w:w="4680"/>
+            <w:tcW w:type="dxa" w:w="5364"/>
             <w:tcBorders>
               <w:top w:val="single" w:color="D0D0CE" w:sz="1"/>
               <w:left w:val="single" w:color="D0D0CE" w:sz="1"/>
@@ -1574,7 +1590,7 @@
       <w:tr>
         <w:tc>
           <w:tcPr>
-            <w:tcW w:type="dxa" w:w="4680"/>
+            <w:tcW w:type="dxa" w:w="3996"/>
             <w:tcBorders>
               <w:top w:val="single" w:color="D0D0CE" w:sz="1"/>
               <w:left w:val="single" w:color="D0D0CE" w:sz="1"/>
@@ -1600,7 +1616,7 @@
         </w:tc>
         <w:tc>
           <w:tcPr>
-            <w:tcW w:type="dxa" w:w="4680"/>
+            <w:tcW w:type="dxa" w:w="5364"/>
             <w:tcBorders>
               <w:top w:val="single" w:color="D0D0CE" w:sz="1"/>
               <w:left w:val="single" w:color="D0D0CE" w:sz="1"/>
@@ -1628,7 +1644,7 @@
       <w:tr>
         <w:tc>
           <w:tcPr>
-            <w:tcW w:type="dxa" w:w="4680"/>
+            <w:tcW w:type="dxa" w:w="3996"/>
             <w:tcBorders>
               <w:top w:val="single" w:color="D0D0CE" w:sz="1"/>
               <w:left w:val="single" w:color="D0D0CE" w:sz="1"/>
@@ -1654,7 +1670,7 @@
         </w:tc>
         <w:tc>
           <w:tcPr>
-            <w:tcW w:type="dxa" w:w="4680"/>
+            <w:tcW w:type="dxa" w:w="5364"/>
             <w:tcBorders>
               <w:top w:val="single" w:color="D0D0CE" w:sz="1"/>
               <w:left w:val="single" w:color="D0D0CE" w:sz="1"/>
@@ -1682,7 +1698,7 @@
       <w:tr>
         <w:tc>
           <w:tcPr>
-            <w:tcW w:type="dxa" w:w="4680"/>
+            <w:tcW w:type="dxa" w:w="3996"/>
             <w:tcBorders>
               <w:top w:val="single" w:color="D0D0CE" w:sz="1"/>
               <w:left w:val="single" w:color="D0D0CE" w:sz="1"/>
@@ -1708,7 +1724,7 @@
         </w:tc>
         <w:tc>
           <w:tcPr>
-            <w:tcW w:type="dxa" w:w="4680"/>
+            <w:tcW w:type="dxa" w:w="5364"/>
             <w:tcBorders>
               <w:top w:val="single" w:color="D0D0CE" w:sz="1"/>
               <w:left w:val="single" w:color="D0D0CE" w:sz="1"/>
@@ -1734,6 +1750,14 @@
         </w:tc>
       </w:tr>
     </w:tbl>
+    <w:p>
+      <w:pPr>
+        <w:spacing w:after="120"/>
+      </w:pPr>
+      <w:r>
+        <w:t xml:space="preserve"/>
+      </w:r>
+    </w:p>
     <w:p>
       <w:pPr>
         <w:pStyle w:val="Heading1"/>
@@ -1771,8 +1795,8 @@
         </w:tblBorders>
       </w:tblPr>
       <w:tblGrid>
-        <w:gridCol w:w="4680"/>
-        <w:gridCol w:w="4680"/>
+        <w:gridCol w:w="4690"/>
+        <w:gridCol w:w="4670"/>
       </w:tblGrid>
       <w:tr>
         <w:trPr>
@@ -1780,7 +1804,7 @@
         </w:trPr>
         <w:tc>
           <w:tcPr>
-            <w:tcW w:type="dxa" w:w="4680"/>
+            <w:tcW w:type="dxa" w:w="4690"/>
             <w:tcBorders>
               <w:top w:val="single" w:color="D0D0CE" w:sz="1"/>
               <w:left w:val="single" w:color="D0D0CE" w:sz="1"/>
@@ -1813,7 +1837,7 @@
         </w:tc>
         <w:tc>
           <w:tcPr>
-            <w:tcW w:type="dxa" w:w="4680"/>
+            <w:tcW w:type="dxa" w:w="4670"/>
             <w:tcBorders>
               <w:top w:val="single" w:color="D0D0CE" w:sz="1"/>
               <w:left w:val="single" w:color="D0D0CE" w:sz="1"/>
@@ -1848,7 +1872,7 @@
       <w:tr>
         <w:tc>
           <w:tcPr>
-            <w:tcW w:type="dxa" w:w="4680"/>
+            <w:tcW w:type="dxa" w:w="4690"/>
             <w:tcBorders>
               <w:top w:val="single" w:color="D0D0CE" w:sz="1"/>
               <w:left w:val="single" w:color="D0D0CE" w:sz="1"/>
@@ -1874,7 +1898,7 @@
         </w:tc>
         <w:tc>
           <w:tcPr>
-            <w:tcW w:type="dxa" w:w="4680"/>
+            <w:tcW w:type="dxa" w:w="4670"/>
             <w:tcBorders>
               <w:top w:val="single" w:color="D0D0CE" w:sz="1"/>
               <w:left w:val="single" w:color="D0D0CE" w:sz="1"/>
@@ -1902,7 +1926,7 @@
       <w:tr>
         <w:tc>
           <w:tcPr>
-            <w:tcW w:type="dxa" w:w="4680"/>
+            <w:tcW w:type="dxa" w:w="4690"/>
             <w:tcBorders>
               <w:top w:val="single" w:color="D0D0CE" w:sz="1"/>
               <w:left w:val="single" w:color="D0D0CE" w:sz="1"/>
@@ -1928,7 +1952,7 @@
         </w:tc>
         <w:tc>
           <w:tcPr>
-            <w:tcW w:type="dxa" w:w="4680"/>
+            <w:tcW w:type="dxa" w:w="4670"/>
             <w:tcBorders>
               <w:top w:val="single" w:color="D0D0CE" w:sz="1"/>
               <w:left w:val="single" w:color="D0D0CE" w:sz="1"/>
@@ -1956,7 +1980,7 @@
       <w:tr>
         <w:tc>
           <w:tcPr>
-            <w:tcW w:type="dxa" w:w="4680"/>
+            <w:tcW w:type="dxa" w:w="4690"/>
             <w:tcBorders>
               <w:top w:val="single" w:color="D0D0CE" w:sz="1"/>
               <w:left w:val="single" w:color="D0D0CE" w:sz="1"/>
@@ -1982,7 +2006,7 @@
         </w:tc>
         <w:tc>
           <w:tcPr>
-            <w:tcW w:type="dxa" w:w="4680"/>
+            <w:tcW w:type="dxa" w:w="4670"/>
             <w:tcBorders>
               <w:top w:val="single" w:color="D0D0CE" w:sz="1"/>
               <w:left w:val="single" w:color="D0D0CE" w:sz="1"/>
@@ -2010,7 +2034,7 @@
       <w:tr>
         <w:tc>
           <w:tcPr>
-            <w:tcW w:type="dxa" w:w="4680"/>
+            <w:tcW w:type="dxa" w:w="4690"/>
             <w:tcBorders>
               <w:top w:val="single" w:color="D0D0CE" w:sz="1"/>
               <w:left w:val="single" w:color="D0D0CE" w:sz="1"/>
@@ -2036,7 +2060,7 @@
         </w:tc>
         <w:tc>
           <w:tcPr>
-            <w:tcW w:type="dxa" w:w="4680"/>
+            <w:tcW w:type="dxa" w:w="4670"/>
             <w:tcBorders>
               <w:top w:val="single" w:color="D0D0CE" w:sz="1"/>
               <w:left w:val="single" w:color="D0D0CE" w:sz="1"/>
@@ -2064,7 +2088,7 @@
       <w:tr>
         <w:tc>
           <w:tcPr>
-            <w:tcW w:type="dxa" w:w="4680"/>
+            <w:tcW w:type="dxa" w:w="4690"/>
             <w:tcBorders>
               <w:top w:val="single" w:color="D0D0CE" w:sz="1"/>
               <w:left w:val="single" w:color="D0D0CE" w:sz="1"/>
@@ -2090,7 +2114,7 @@
         </w:tc>
         <w:tc>
           <w:tcPr>
-            <w:tcW w:type="dxa" w:w="4680"/>
+            <w:tcW w:type="dxa" w:w="4670"/>
             <w:tcBorders>
               <w:top w:val="single" w:color="D0D0CE" w:sz="1"/>
               <w:left w:val="single" w:color="D0D0CE" w:sz="1"/>
@@ -2118,6 +2142,14 @@
     </w:tbl>
     <w:p>
       <w:pPr>
+        <w:spacing w:after="120"/>
+      </w:pPr>
+      <w:r>
+        <w:t xml:space="preserve"/>
+      </w:r>
+    </w:p>
+    <w:p>
+      <w:pPr>
         <w:pStyle w:val="Heading1"/>
       </w:pPr>
       <w:r>
@@ -2145,7 +2177,7 @@
         <w:spacing w:after="120"/>
       </w:pPr>
       <w:r>
-        <w:t xml:space="preserve">[Case Study] Design case study — a conversational AI companion for menopause and perimenopause support (author’s prior applied work).</w:t>
+        <w:t xml:space="preserve">[Case Study] Eltayeb, Y. (2026). Menopause-support companion design case study. In SAFE-CARE public release repository, v1.0. Conefia. GitHub/Zenodo. https://doi.org/10.5281/zenodo.21330842</w:t>
       </w:r>
     </w:p>
     <w:p>
@@ -2153,7 +2185,7 @@
         <w:spacing w:after="120"/>
       </w:pPr>
       <w:r>
-        <w:t xml:space="preserve">[Conference Outline] Conference talk outline — “Building Safe Conversational AI Agents for Healthcare.”</w:t>
+        <w:t xml:space="preserve">[Conference Outline] Eltayeb, Y. (2026). Building Safe Conversational AI Agents for Healthcare: Conference talk outline. In SAFE-CARE public release repository, v1.0. Conefia. GitHub/Zenodo. https://doi.org/10.5281/zenodo.21330842</w:t>
       </w:r>
     </w:p>
     <w:p>
@@ -2289,7 +2321,17 @@
         <w:t xml:space="preserve">How to cite:</w:t>
       </w:r>
       <w:r>
-        <w:t xml:space="preserve"> Eltayeb, Y. (2026). *SAFE-CARE: A Framework for Designing and Evaluating Safe Healthcare AI Agents*. Conefia. DOI: [Zenodo DOI].</w:t>
+        <w:t xml:space="preserve"> Eltayeb, Y. (2026). </w:t>
+      </w:r>
+      <w:r>
+        <w:rPr>
+          <w:i/>
+          <w:iCs/>
+        </w:rPr>
+        <w:t xml:space="preserve">SAFE-CARE: A Framework for Designing and Evaluating Safe Healthcare AI Agents</w:t>
+      </w:r>
+      <w:r>
+        <w:t xml:space="preserve">. Conefia. DOI: https://doi.org/10.5281/zenodo.21330159.</w:t>
       </w:r>
     </w:p>
     <w:p>

--- a/release_assets/docx/03_SAFE-CARE_Menopause-Support_Companion_Case_Study.docx
+++ b/release_assets/docx/03_SAFE-CARE_Menopause-Support_Companion_Case_Study.docx
@@ -33,7 +33,7 @@
           <w:sz w:val="17"/>
           <w:szCs w:val="17"/>
         </w:rPr>
-        <w:t xml:space="preserve">SAFE-CARE Framework — authored by Yassen Eltayeb, Conefia · Version 1.0 · July 2026</w:t>
+        <w:t xml:space="preserve">SAFE-CARE Framework — authored by Yassen Eltayeb, Conefia · Version 1.1 · July 2026</w:t>
       </w:r>
     </w:p>
     <w:p>
@@ -2281,7 +2281,7 @@
         <w:t xml:space="preserve">Version:</w:t>
       </w:r>
       <w:r>
-        <w:t xml:space="preserve"> v1.0 · July 2026.</w:t>
+        <w:t xml:space="preserve"> v1.1 · July 2026.</w:t>
       </w:r>
     </w:p>
     <w:p>

--- a/release_assets/docx/03_SAFE-CARE_Menopause-Support_Companion_Case_Study.docx
+++ b/release_assets/docx/03_SAFE-CARE_Menopause-Support_Companion_Case_Study.docx
@@ -2177,7 +2177,7 @@
         <w:spacing w:after="120"/>
       </w:pPr>
       <w:r>
-        <w:t xml:space="preserve">[Case Study] Eltayeb, Y. (2026). Menopause-support companion design case study. In SAFE-CARE public release repository, v1.0. Conefia. GitHub/Zenodo. https://doi.org/10.5281/zenodo.21330842</w:t>
+        <w:t xml:space="preserve">[Case Study] Eltayeb, Y. (2026). Menopause-support companion design case study. In the SAFE-CARE public release repository. Conefia. GitHub/Zenodo. https://doi.org/10.5281/zenodo.21330841</w:t>
       </w:r>
     </w:p>
     <w:p>
@@ -2185,7 +2185,7 @@
         <w:spacing w:after="120"/>
       </w:pPr>
       <w:r>
-        <w:t xml:space="preserve">[Conference Outline] Eltayeb, Y. (2026). Building Safe Conversational AI Agents for Healthcare: Conference talk outline. In SAFE-CARE public release repository, v1.0. Conefia. GitHub/Zenodo. https://doi.org/10.5281/zenodo.21330842</w:t>
+        <w:t xml:space="preserve">[Conference Outline] Eltayeb, Y. (2026). Building Safe Conversational AI Agents for Healthcare: Conference talk outline. In the SAFE-CARE public release repository. Conefia. GitHub/Zenodo. https://doi.org/10.5281/zenodo.21330841</w:t>
       </w:r>
     </w:p>
     <w:p>
@@ -2331,7 +2331,7 @@
         <w:t xml:space="preserve">SAFE-CARE: A Framework for Designing and Evaluating Safe Healthcare AI Agents</w:t>
       </w:r>
       <w:r>
-        <w:t xml:space="preserve">. Conefia. DOI: https://doi.org/10.5281/zenodo.21330159.</w:t>
+        <w:t xml:space="preserve">. Conefia. DOI: https://doi.org/10.5281/zenodo.21330841.</w:t>
       </w:r>
     </w:p>
     <w:p>

--- a/release_assets/docx/03_SAFE-CARE_Menopause-Support_Companion_Case_Study.docx
+++ b/release_assets/docx/03_SAFE-CARE_Menopause-Support_Companion_Case_Study.docx
@@ -2177,7 +2177,7 @@
         <w:spacing w:after="120"/>
       </w:pPr>
       <w:r>
-        <w:t xml:space="preserve">[Case Study] Eltayeb, Y. (2026). Menopause-support companion design case study. In the SAFE-CARE public release repository. Conefia. GitHub/Zenodo. https://doi.org/10.5281/zenodo.21330841</w:t>
+        <w:t xml:space="preserve">[Case Study] Eltayeb, Y. (2026). Menopause-support companion design case study. In the SAFE-CARE public release repository (docs/03_SAFE-CARE_Menopause-Support_Companion_Case_Study). Conefia. GitHub/Zenodo. https://doi.org/10.5281/zenodo.21330841</w:t>
       </w:r>
     </w:p>
     <w:p>
@@ -2185,7 +2185,7 @@
         <w:spacing w:after="120"/>
       </w:pPr>
       <w:r>
-        <w:t xml:space="preserve">[Conference Outline] Eltayeb, Y. (2026). Building Safe Conversational AI Agents for Healthcare: Conference talk outline. In the SAFE-CARE public release repository. Conefia. GitHub/Zenodo. https://doi.org/10.5281/zenodo.21330841</w:t>
+        <w:t xml:space="preserve">[Conference Outline] Eltayeb, Y. (2026). Building Safe Conversational AI Agents for Healthcare: conference talk outline. In the SAFE-CARE public release repository (docs/09_SAFE-CARE_Conference_Talk_Deck_Outline). Conefia. GitHub/Zenodo. https://doi.org/10.5281/zenodo.21330841</w:t>
       </w:r>
     </w:p>
     <w:p>

--- a/release_assets/docx/03_SAFE-CARE_Menopause-Support_Companion_Case_Study.docx
+++ b/release_assets/docx/03_SAFE-CARE_Menopause-Support_Companion_Case_Study.docx
@@ -33,7 +33,7 @@
           <w:sz w:val="17"/>
           <w:szCs w:val="17"/>
         </w:rPr>
-        <w:t xml:space="preserve">SAFE-CARE Framework — authored by Yassen Eltayeb, Conefia · Version 1.1 · July 2026</w:t>
+        <w:t xml:space="preserve">SAFE-CARE Framework — authored by Yassen Eltayeb, Conefia · Version 1.2.0 · July 2026</w:t>
       </w:r>
     </w:p>
     <w:p>
@@ -2261,7 +2261,7 @@
         <w:t xml:space="preserve">Author:</w:t>
       </w:r>
       <w:r>
-        <w:t xml:space="preserve"> Yassen Eltayeb — Conefia.</w:t>
+        <w:t xml:space="preserve"> Yassen Eltayeb.</w:t>
       </w:r>
     </w:p>
     <w:p>
@@ -2281,7 +2281,7 @@
         <w:t xml:space="preserve">Version:</w:t>
       </w:r>
       <w:r>
-        <w:t xml:space="preserve"> v1.1 · July 2026.</w:t>
+        <w:t xml:space="preserve"> 1.2.0 · July 2026.</w:t>
       </w:r>
     </w:p>
     <w:p>
@@ -2351,7 +2351,7 @@
         <w:t xml:space="preserve">Trademark:</w:t>
       </w:r>
       <w:r>
-        <w:t xml:space="preserve"> SAFE-CARE™ is a trademark of Yassen Eltayeb / Conefia.</w:t>
+        <w:t xml:space="preserve"> SAFE-CARE™ is a claimed unregistered trademark used by Conefia LLC in connection with its healthcare-AI framework and related services.</w:t>
       </w:r>
     </w:p>
     <w:p>
@@ -2371,7 +2371,7 @@
         <w:t xml:space="preserve">Copyright:</w:t>
       </w:r>
       <w:r>
-        <w:t xml:space="preserve"> © 2026 Yassen Eltayeb / Conefia.</w:t>
+        <w:t xml:space="preserve"> © 2026 Yassen Eltayeb.</w:t>
       </w:r>
     </w:p>
     <w:p>
